--- a/strategy.docx
+++ b/strategy.docx
@@ -7,7 +7,12 @@
         <w:pStyle w:val="Title"/>
       </w:pPr>
       <w:r>
-        <w:t>Meeting Objectives for Our Cause Website</w:t>
+        <w:rPr>
+          <w:rFonts w:ascii="Times New Roman" w:hAnsi="Times New Roman"/>
+          <w:color w:val="000000"/>
+          <w:sz w:val="28"/>
+        </w:rPr>
+        <w:t>Campus Food Connect Website Strategy</w:t>
       </w:r>
     </w:p>
     <w:p>
@@ -21,8 +26,38 @@
       </w:r>
     </w:p>
     <w:p>
+      <w:pPr>
+        <w:pStyle w:val="Heading1"/>
+        <w:keepNext/>
+      </w:pPr>
+      <w:r>
+        <w:rPr>
+          <w:rFonts w:ascii="Times New Roman" w:hAnsi="Times New Roman"/>
+          <w:b/>
+          <w:color w:val="000000"/>
+          <w:sz w:val="24"/>
+        </w:rPr>
+        <w:t>Purpose and Goals</w:t>
+      </w:r>
+    </w:p>
+    <w:p>
       <w:r>
         <w:t>Campus Food Connect is a proposed student organization that addresses two connected problems: food waste and unreliable access to meals among college students. Our goal is to connect safe surplus food from campus dining services and nearby restaurants with students through approved food assistance partners. Our homepage communicates this purpose with the headline “Good food belongs on a plate” and the slogan “Less Waste. More Meals.” The website presents a practical proposal rather than claiming that we already operate a food distribution program.</w:t>
+      </w:r>
+    </w:p>
+    <w:p>
+      <w:pPr>
+        <w:pStyle w:val="Heading1"/>
+        <w:keepNext/>
+      </w:pPr>
+      <w:r>
+        <w:rPr>
+          <w:rFonts w:ascii="Times New Roman" w:hAnsi="Times New Roman"/>
+          <w:b/>
+          <w:color w:val="000000"/>
+          <w:sz w:val="24"/>
+        </w:rPr>
+        <w:t>Our Niche</w:t>
       </w:r>
     </w:p>
     <w:p>
@@ -31,8 +66,38 @@
       </w:r>
     </w:p>
     <w:p>
+      <w:pPr>
+        <w:pStyle w:val="Heading1"/>
+        <w:keepNext/>
+      </w:pPr>
+      <w:r>
+        <w:rPr>
+          <w:rFonts w:ascii="Times New Roman" w:hAnsi="Times New Roman"/>
+          <w:b/>
+          <w:color w:val="000000"/>
+          <w:sz w:val="24"/>
+        </w:rPr>
+        <w:t>Target Audiences</w:t>
+      </w:r>
+    </w:p>
+    <w:p>
       <w:r>
         <w:t>Our primary target audience is college students, young adults who want to support classmates and reduce waste. Students who need food assistance are important visitors, so our language emphasizes dignity and avoids blaming people for financial difficulties. Secondary audiences include restaurant managers, campus dining staff, faculty, and community food assistance organizations. These groups have needs, but each can contribute to the same goal. Students can share the cause and express interest in volunteering. Food businesses can explore becoming partners. Faculty and community members can introduce the project to campus services.</w:t>
+      </w:r>
+    </w:p>
+    <w:p>
+      <w:pPr>
+        <w:pStyle w:val="Heading1"/>
+        <w:keepNext/>
+      </w:pPr>
+      <w:r>
+        <w:rPr>
+          <w:rFonts w:ascii="Times New Roman" w:hAnsi="Times New Roman"/>
+          <w:b/>
+          <w:color w:val="000000"/>
+          <w:sz w:val="24"/>
+        </w:rPr>
+        <w:t>Connecting with Visitors</w:t>
       </w:r>
     </w:p>
     <w:p>
@@ -41,8 +106,38 @@
       </w:r>
     </w:p>
     <w:p>
+      <w:pPr>
+        <w:pStyle w:val="Heading1"/>
+        <w:keepNext/>
+      </w:pPr>
+      <w:r>
+        <w:rPr>
+          <w:rFonts w:ascii="Times New Roman" w:hAnsi="Times New Roman"/>
+          <w:b/>
+          <w:color w:val="000000"/>
+          <w:sz w:val="24"/>
+        </w:rPr>
+        <w:t>Brand Identity</w:t>
+      </w:r>
+    </w:p>
+    <w:p>
       <w:r>
         <w:t>Our name, Campus Food Connect, identifies both the setting and our purpose. The visual identity uses a circular plate symbol with linked marks, representing food and connection. Its simple shape remains recognizable at small sizes. Deep green communicates responsibility, yellow draws attention to participation, and white space keeps the message readable. The slogan links waste reduction to meals instead of using a vague promise. Consistent colors, readable type, and descriptive buttons reinforce the identity throughout the website.</w:t>
+      </w:r>
+    </w:p>
+    <w:p>
+      <w:pPr>
+        <w:pStyle w:val="Heading1"/>
+        <w:keepNext/>
+      </w:pPr>
+      <w:r>
+        <w:rPr>
+          <w:rFonts w:ascii="Times New Roman" w:hAnsi="Times New Roman"/>
+          <w:b/>
+          <w:color w:val="000000"/>
+          <w:sz w:val="24"/>
+        </w:rPr>
+        <w:t>Feedback and Next Steps</w:t>
       </w:r>
     </w:p>
     <w:p>
@@ -490,11 +585,11 @@
       <w:outlineLvl w:val="0"/>
     </w:pPr>
     <w:rPr>
-      <w:rFonts w:asciiTheme="majorHAnsi" w:eastAsiaTheme="majorEastAsia" w:hAnsiTheme="majorHAnsi" w:cstheme="majorBidi"/>
+      <w:rFonts w:asciiTheme="majorHAnsi" w:eastAsiaTheme="majorEastAsia" w:hAnsiTheme="majorHAnsi" w:cstheme="majorBidi" w:ascii="Times New Roman" w:hAnsi="Times New Roman"/>
       <w:b/>
       <w:bCs/>
-      <w:color w:val="365F91" w:themeColor="accent1" w:themeShade="BF"/>
-      <w:sz w:val="28"/>
+      <w:color w:val="000000"/>
+      <w:sz w:val="24"/>
       <w:szCs w:val="28"/>
     </w:rPr>
   </w:style>
@@ -772,18 +867,15 @@
     <w:qFormat/>
     <w:rsid w:val="00FC693F"/>
     <w:pPr>
-      <w:pBdr>
-        <w:bottom w:val="single" w:sz="8" w:space="4" w:color="4F81BD" w:themeColor="accent1"/>
-      </w:pBdr>
       <w:spacing w:after="300" w:line="240" w:lineRule="auto"/>
       <w:contextualSpacing/>
     </w:pPr>
     <w:rPr>
-      <w:rFonts w:asciiTheme="majorHAnsi" w:eastAsiaTheme="majorEastAsia" w:hAnsiTheme="majorHAnsi" w:cstheme="majorBidi"/>
-      <w:color w:val="17365D" w:themeColor="text2" w:themeShade="BF"/>
+      <w:rFonts w:asciiTheme="majorHAnsi" w:eastAsiaTheme="majorEastAsia" w:hAnsiTheme="majorHAnsi" w:cstheme="majorBidi" w:ascii="Times New Roman" w:hAnsi="Times New Roman"/>
+      <w:color w:val="000000"/>
       <w:spacing w:val="5"/>
       <w:kern w:val="28"/>
-      <w:sz w:val="52"/>
+      <w:sz w:val="28"/>
       <w:szCs w:val="52"/>
     </w:rPr>
   </w:style>
